--- a/assets/templates/Facility Request/FACILITY REQUEST.docx
+++ b/assets/templates/Facility Request/FACILITY REQUEST.docx
@@ -1,6 +1,6 @@
 
 <file path=word/document.xml><?xml version="1.0" encoding="utf-8"?>
-<w:document xmlns:wpc="http://schemas.microsoft.com/office/word/2010/wordprocessingCanvas" xmlns:cx="http://schemas.microsoft.com/office/drawing/2014/chartex" xmlns:cx1="http://schemas.microsoft.com/office/drawing/2015/9/8/chartex" xmlns:cx2="http://schemas.microsoft.com/office/drawing/2015/10/21/chartex" xmlns:cx3="http://schemas.microsoft.com/office/drawing/2016/5/9/chartex" xmlns:cx4="http://schemas.microsoft.com/office/drawing/2016/5/10/chartex" xmlns:cx5="http://schemas.microsoft.com/office/drawing/2016/5/11/chartex" xmlns:cx6="http://schemas.microsoft.com/office/drawing/2016/5/12/chartex" xmlns:cx7="http://schemas.microsoft.com/office/drawing/2016/5/13/chartex" xmlns:cx8="http://schemas.microsoft.com/office/drawing/2016/5/14/chartex" xmlns:mc="http://schemas.openxmlformats.org/markup-compatibility/2006" xmlns:aink="http://schemas.microsoft.com/office/drawing/2016/ink" xmlns:am3d="http://schemas.microsoft.com/office/drawing/2017/model3d" xmlns:o="urn:schemas-microsoft-com:office:office" xmlns:oel="http://schemas.microsoft.com/office/2019/extlst" xmlns:r="http://schemas.openxmlformats.org/officeDocument/2006/relationships" xmlns:m="http://schemas.openxmlformats.org/officeDocument/2006/math" xmlns:v="urn:schemas-microsoft-com:vml" xmlns:wp14="http://schemas.microsoft.com/office/word/2010/wordprocessingDrawing" xmlns:wp="http://schemas.openxmlformats.org/drawingml/2006/wordprocessingDrawing" xmlns:w10="urn:schemas-microsoft-com:office:word" xmlns:w="http://schemas.openxmlformats.org/wordprocessingml/2006/main" xmlns:w14="http://schemas.microsoft.com/office/word/2010/wordml" xmlns:w15="http://schemas.microsoft.com/office/word/2012/wordml" xmlns:w16cex="http://schemas.microsoft.com/office/word/2018/wordml/cex" xmlns:w16cid="http://schemas.microsoft.com/office/word/2016/wordml/cid" xmlns:w16="http://schemas.microsoft.com/office/word/2018/wordml" xmlns:w16du="http://schemas.microsoft.com/office/word/2023/wordml/word16du" xmlns:w16sdtdh="http://schemas.microsoft.com/office/word/2020/wordml/sdtdatahash" xmlns:w16sdtfl="http://schemas.microsoft.com/office/word/2024/wordml/sdtformatlock" xmlns:w16se="http://schemas.microsoft.com/office/word/2015/wordml/symex" xmlns:wpg="http://schemas.microsoft.com/office/word/2010/wordprocessingGroup" xmlns:wpi="http://schemas.microsoft.com/office/word/2010/wordprocessingInk" xmlns:wne="http://schemas.microsoft.com/office/word/2006/wordml" xmlns:wps="http://schemas.microsoft.com/office/word/2010/wordprocessingShape" mc:Ignorable="w14 w15 w16se w16cid w16 w16cex w16sdtdh w16sdtfl w16du wp14">
+<w:document xmlns:wpc="http://schemas.microsoft.com/office/word/2010/wordprocessingCanvas" xmlns:cx="http://schemas.microsoft.com/office/drawing/2014/chartex" xmlns:cx1="http://schemas.microsoft.com/office/drawing/2015/9/8/chartex" xmlns:cx2="http://schemas.microsoft.com/office/drawing/2015/10/21/chartex" xmlns:cx3="http://schemas.microsoft.com/office/drawing/2016/5/9/chartex" xmlns:cx4="http://schemas.microsoft.com/office/drawing/2016/5/10/chartex" xmlns:cx5="http://schemas.microsoft.com/office/drawing/2016/5/11/chartex" xmlns:cx6="http://schemas.microsoft.com/office/drawing/2016/5/12/chartex" xmlns:cx7="http://schemas.microsoft.com/office/drawing/2016/5/13/chartex" xmlns:cx8="http://schemas.microsoft.com/office/drawing/2016/5/14/chartex" xmlns:mc="http://schemas.openxmlformats.org/markup-compatibility/2006" xmlns:aink="http://schemas.microsoft.com/office/drawing/2016/ink" xmlns:am3d="http://schemas.microsoft.com/office/drawing/2017/model3d" xmlns:o="urn:schemas-microsoft-com:office:office" xmlns:r="http://schemas.openxmlformats.org/officeDocument/2006/relationships" xmlns:m="http://schemas.openxmlformats.org/officeDocument/2006/math" xmlns:v="urn:schemas-microsoft-com:vml" xmlns:wp14="http://schemas.microsoft.com/office/word/2010/wordprocessingDrawing" xmlns:wp="http://schemas.openxmlformats.org/drawingml/2006/wordprocessingDrawing" xmlns:w10="urn:schemas-microsoft-com:office:word" xmlns:w="http://schemas.openxmlformats.org/wordprocessingml/2006/main" xmlns:w14="http://schemas.microsoft.com/office/word/2010/wordml" xmlns:w15="http://schemas.microsoft.com/office/word/2012/wordml" xmlns:w16cex="http://schemas.microsoft.com/office/word/2018/wordml/cex" xmlns:w16cid="http://schemas.microsoft.com/office/word/2016/wordml/cid" xmlns:w16="http://schemas.microsoft.com/office/word/2018/wordml" xmlns:w16sdtdh="http://schemas.microsoft.com/office/word/2020/wordml/sdtdatahash" xmlns:w16se="http://schemas.microsoft.com/office/word/2015/wordml/symex" xmlns:wpg="http://schemas.microsoft.com/office/word/2010/wordprocessingGroup" xmlns:wpi="http://schemas.microsoft.com/office/word/2010/wordprocessingInk" xmlns:wne="http://schemas.microsoft.com/office/word/2006/wordml" xmlns:wps="http://schemas.microsoft.com/office/word/2010/wordprocessingShape" mc:Ignorable="w14 w15 w16se w16cid w16 w16cex w16sdtdh wp14">
   <w:body>
     <w:tbl>
       <w:tblPr>
@@ -2788,7 +2788,7 @@
                 <v:stroke joinstyle="miter"/>
                 <v:path gradientshapeok="t" o:connecttype="rect"/>
               </v:shapetype>
-              <v:shape id="Textbox 1" o:spid="_x0000_s1026" type="#_x0000_t202" style="position:absolute;left:0;text-align:left;margin-left:42.4pt;margin-top:17.65pt;width:158.65pt;height:159.05pt;z-index:-251659264;visibility:visible;mso-wrap-style:square;mso-wrap-distance-left:0;mso-wrap-distance-top:0;mso-wrap-distance-right:0;mso-wrap-distance-bottom:0;mso-position-horizontal:absolute;mso-position-horizontal-relative:page;mso-position-vertical:absolute;mso-position-vertical-relative:text;v-text-anchor:top" o:gfxdata="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" filled="f" stroked="f">
+              <v:shape id="Textbox 1" o:spid="_x0000_s1026" type="#_x0000_t202" style="position:absolute;left:0;text-align:left;margin-left:42.4pt;margin-top:17.65pt;width:158.65pt;height:159.05pt;z-index:-251659264;visibility:visible;mso-wrap-style:square;mso-wrap-distance-left:0;mso-wrap-distance-top:0;mso-wrap-distance-right:0;mso-wrap-distance-bottom:0;mso-position-horizontal:absolute;mso-position-horizontal-relative:page;mso-position-vertical:absolute;mso-position-vertical-relative:text;v-text-anchor:top" o:gfxdata="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" filled="f" stroked="f">
                 <v:textbox inset="0,0,0,0">
                   <w:txbxContent>
                     <w:tbl>
@@ -4564,7 +4564,7 @@
           </mc:Choice>
           <mc:Fallback>
             <w:pict>
-              <v:shape w14:anchorId="58DA4B9E" id="Textbox 2" o:spid="_x0000_s1027" type="#_x0000_t202" style="position:absolute;left:0;text-align:left;margin-left:248.9pt;margin-top:17.65pt;width:137.05pt;height:159.05pt;z-index:-251656192;visibility:visible;mso-wrap-style:square;mso-wrap-distance-left:0;mso-wrap-distance-top:0;mso-wrap-distance-right:0;mso-wrap-distance-bottom:0;mso-position-horizontal:absolute;mso-position-horizontal-relative:page;mso-position-vertical:absolute;mso-position-vertical-relative:text;v-text-anchor:top" o:gfxdata="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" filled="f" stroked="f">
+              <v:shape w14:anchorId="58DA4B9E" id="Textbox 2" o:spid="_x0000_s1027" type="#_x0000_t202" style="position:absolute;left:0;text-align:left;margin-left:248.9pt;margin-top:17.65pt;width:137.05pt;height:159.05pt;z-index:-251656192;visibility:visible;mso-wrap-style:square;mso-wrap-distance-left:0;mso-wrap-distance-top:0;mso-wrap-distance-right:0;mso-wrap-distance-bottom:0;mso-position-horizontal:absolute;mso-position-horizontal-relative:page;mso-position-vertical:absolute;mso-position-vertical-relative:text;v-text-anchor:top" o:gfxdata="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" filled="f" stroked="f">
                 <v:textbox inset="0,0,0,0">
                   <w:txbxContent>
                     <w:tbl>
@@ -6266,7 +6266,7 @@
           </mc:Choice>
           <mc:Fallback>
             <w:pict>
-              <v:shape w14:anchorId="47118DD9" id="Textbox 3" o:spid="_x0000_s1028" type="#_x0000_t202" style="position:absolute;left:0;text-align:left;margin-left:424.95pt;margin-top:17.6pt;width:137.85pt;height:143.25pt;z-index:-251654144;visibility:visible;mso-wrap-style:square;mso-wrap-distance-left:0;mso-wrap-distance-top:0;mso-wrap-distance-right:0;mso-wrap-distance-bottom:0;mso-position-horizontal:absolute;mso-position-horizontal-relative:page;mso-position-vertical:absolute;mso-position-vertical-relative:text;v-text-anchor:top" o:gfxdata="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" filled="f" stroked="f">
+              <v:shape w14:anchorId="47118DD9" id="Textbox 3" o:spid="_x0000_s1028" type="#_x0000_t202" style="position:absolute;left:0;text-align:left;margin-left:424.95pt;margin-top:17.6pt;width:137.85pt;height:143.25pt;z-index:-251654144;visibility:visible;mso-wrap-style:square;mso-wrap-distance-left:0;mso-wrap-distance-top:0;mso-wrap-distance-right:0;mso-wrap-distance-bottom:0;mso-position-horizontal:absolute;mso-position-horizontal-relative:page;mso-position-vertical:absolute;mso-position-vertical-relative:text;v-text-anchor:top" o:gfxdata="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" filled="f" stroked="f">
                 <v:textbox inset="0,0,0,0">
                   <w:txbxContent>
                     <w:tbl>
@@ -7574,7 +7574,7 @@
           </mc:Choice>
           <mc:Fallback>
             <w:pict>
-              <v:shape w14:anchorId="29E40543" id="Textbox 4" o:spid="_x0000_s1029" type="#_x0000_t202" style="width:158.65pt;height:58.65pt;visibility:visible;mso-wrap-style:square;mso-left-percent:-10001;mso-top-percent:-10001;mso-position-horizontal:absolute;mso-position-horizontal-relative:char;mso-position-vertical:absolute;mso-position-vertical-relative:line;mso-left-percent:-10001;mso-top-percent:-10001;v-text-anchor:top" o:gfxdata="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" filled="f" stroked="f">
+              <v:shape w14:anchorId="29E40543" id="Textbox 4" o:spid="_x0000_s1029" type="#_x0000_t202" style="width:158.65pt;height:58.65pt;visibility:visible;mso-wrap-style:square;mso-left-percent:-10001;mso-top-percent:-10001;mso-position-horizontal:absolute;mso-position-horizontal-relative:char;mso-position-vertical:absolute;mso-position-vertical-relative:line;mso-left-percent:-10001;mso-top-percent:-10001;v-text-anchor:top" o:gfxdata="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" filled="f" stroked="f">
                 <v:textbox inset="0,0,0,0">
                   <w:txbxContent>
                     <w:tbl>
@@ -8442,7 +8442,7 @@
           </mc:Choice>
           <mc:Fallback>
             <w:pict>
-              <v:shape w14:anchorId="4F1DB592" id="Textbox 5" o:spid="_x0000_s1030" type="#_x0000_t202" style="width:137.05pt;height:58.65pt;visibility:visible;mso-wrap-style:square;mso-left-percent:-10001;mso-top-percent:-10001;mso-position-horizontal:absolute;mso-position-horizontal-relative:char;mso-position-vertical:absolute;mso-position-vertical-relative:line;mso-left-percent:-10001;mso-top-percent:-10001;v-text-anchor:top" o:gfxdata="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" filled="f" stroked="f">
+              <v:shape w14:anchorId="4F1DB592" id="Textbox 5" o:spid="_x0000_s1030" type="#_x0000_t202" style="width:137.05pt;height:58.65pt;visibility:visible;mso-wrap-style:square;mso-left-percent:-10001;mso-top-percent:-10001;mso-position-horizontal:absolute;mso-position-horizontal-relative:char;mso-position-vertical:absolute;mso-position-vertical-relative:line;mso-left-percent:-10001;mso-top-percent:-10001;v-text-anchor:top" o:gfxdata="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" filled="f" stroked="f">
                 <v:textbox inset="0,0,0,0">
                   <w:txbxContent>
                     <w:tbl>
@@ -9512,7 +9512,7 @@
           </mc:Choice>
           <mc:Fallback>
             <w:pict>
-              <v:shape w14:anchorId="39251857" id="Textbox 6" o:spid="_x0000_s1031" type="#_x0000_t202" style="position:absolute;left:0;text-align:left;margin-left:421.95pt;margin-top:-73.05pt;width:143.85pt;height:72.85pt;z-index:251651072;visibility:visible;mso-wrap-style:square;mso-wrap-distance-left:0;mso-wrap-distance-top:0;mso-wrap-distance-right:0;mso-wrap-distance-bottom:0;mso-position-horizontal:absolute;mso-position-horizontal-relative:page;mso-position-vertical:absolute;mso-position-vertical-relative:text;v-text-anchor:top" o:gfxdata="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" filled="f" stroked="f">
+              <v:shape w14:anchorId="39251857" id="Textbox 6" o:spid="_x0000_s1031" type="#_x0000_t202" style="position:absolute;left:0;text-align:left;margin-left:421.95pt;margin-top:-73.05pt;width:143.85pt;height:72.85pt;z-index:251651072;visibility:visible;mso-wrap-style:square;mso-wrap-distance-left:0;mso-wrap-distance-top:0;mso-wrap-distance-right:0;mso-wrap-distance-bottom:0;mso-position-horizontal:absolute;mso-position-horizontal-relative:page;mso-position-vertical:absolute;mso-position-vertical-relative:text;v-text-anchor:top" o:gfxdata="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" filled="f" stroked="f">
                 <v:textbox inset="0,0,0,0">
                   <w:txbxContent>
                     <w:tbl>
@@ -10568,7 +10568,7 @@
           </mc:Choice>
           <mc:Fallback>
             <w:pict>
-              <v:shape w14:anchorId="704F2147" id="Textbox 7" o:spid="_x0000_s1032" type="#_x0000_t202" style="position:absolute;left:0;text-align:left;margin-left:117pt;margin-top:-1.65pt;width:87.05pt;height:58.55pt;z-index:251652096;visibility:visible;mso-wrap-style:square;mso-wrap-distance-left:0;mso-wrap-distance-top:0;mso-wrap-distance-right:0;mso-wrap-distance-bottom:0;mso-position-horizontal:absolute;mso-position-horizontal-relative:page;mso-position-vertical:absolute;mso-position-vertical-relative:text;v-text-anchor:top" o:gfxdata="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" filled="f" stroked="f">
+              <v:shape w14:anchorId="704F2147" id="Textbox 7" o:spid="_x0000_s1032" type="#_x0000_t202" style="position:absolute;left:0;text-align:left;margin-left:117pt;margin-top:-1.65pt;width:87.05pt;height:58.55pt;z-index:251652096;visibility:visible;mso-wrap-style:square;mso-wrap-distance-left:0;mso-wrap-distance-top:0;mso-wrap-distance-right:0;mso-wrap-distance-bottom:0;mso-position-horizontal:absolute;mso-position-horizontal-relative:page;mso-position-vertical:absolute;mso-position-vertical-relative:text;v-text-anchor:top" o:gfxdata="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" filled="f" stroked="f">
                 <v:textbox inset="0,0,0,0">
                   <w:txbxContent>
                     <w:tbl>
@@ -11137,7 +11137,7 @@
           </mc:Choice>
           <mc:Fallback>
             <w:pict>
-              <v:shape w14:anchorId="2CB5B12E" id="Textbox 8" o:spid="_x0000_s1033" type="#_x0000_t202" style="position:absolute;left:0;text-align:left;margin-left:271.5pt;margin-top:-14.35pt;width:117.45pt;height:58.55pt;z-index:251653120;visibility:visible;mso-wrap-style:square;mso-wrap-distance-left:0;mso-wrap-distance-top:0;mso-wrap-distance-right:0;mso-wrap-distance-bottom:0;mso-position-horizontal:absolute;mso-position-horizontal-relative:page;mso-position-vertical:absolute;mso-position-vertical-relative:text;v-text-anchor:top" o:gfxdata="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" filled="f" stroked="f">
+              <v:shape w14:anchorId="2CB5B12E" id="Textbox 8" o:spid="_x0000_s1033" type="#_x0000_t202" style="position:absolute;left:0;text-align:left;margin-left:271.5pt;margin-top:-14.35pt;width:117.45pt;height:58.55pt;z-index:251653120;visibility:visible;mso-wrap-style:square;mso-wrap-distance-left:0;mso-wrap-distance-top:0;mso-wrap-distance-right:0;mso-wrap-distance-bottom:0;mso-position-horizontal:absolute;mso-position-horizontal-relative:page;mso-position-vertical:absolute;mso-position-vertical-relative:text;v-text-anchor:top" o:gfxdata="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" filled="f" stroked="f">
                 <v:textbox inset="0,0,0,0">
                   <w:txbxContent>
                     <w:tbl>
@@ -11685,7 +11685,7 @@
           </mc:Choice>
           <mc:Fallback>
             <w:pict>
-              <v:shape w14:anchorId="29D1B4AF" id="Textbox 9" o:spid="_x0000_s1034" type="#_x0000_t202" style="position:absolute;left:0;text-align:left;margin-left:448.35pt;margin-top:-12.1pt;width:117.45pt;height:58.55pt;z-index:251654144;visibility:visible;mso-wrap-style:square;mso-wrap-distance-left:0;mso-wrap-distance-top:0;mso-wrap-distance-right:0;mso-wrap-distance-bottom:0;mso-position-horizontal:absolute;mso-position-horizontal-relative:page;mso-position-vertical:absolute;mso-position-vertical-relative:text;v-text-anchor:top" o:gfxdata="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" filled="f" stroked="f">
+              <v:shape w14:anchorId="29D1B4AF" id="Textbox 9" o:spid="_x0000_s1034" type="#_x0000_t202" style="position:absolute;left:0;text-align:left;margin-left:448.35pt;margin-top:-12.1pt;width:117.45pt;height:58.55pt;z-index:251654144;visibility:visible;mso-wrap-style:square;mso-wrap-distance-left:0;mso-wrap-distance-top:0;mso-wrap-distance-right:0;mso-wrap-distance-bottom:0;mso-position-horizontal:absolute;mso-position-horizontal-relative:page;mso-position-vertical:absolute;mso-position-vertical-relative:text;v-text-anchor:top" o:gfxdata="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" filled="f" stroked="f">
                 <v:textbox inset="0,0,0,0">
                   <w:txbxContent>
                     <w:tbl>
@@ -12758,6 +12758,27 @@
                 <w:b/>
                 <w:sz w:val="20"/>
               </w:rPr>
+              <w:t xml:space="preserve">               </w:t>
+            </w:r>
+            <w:r>
+              <w:rPr>
+                <w:b/>
+                <w:sz w:val="20"/>
+              </w:rPr>
+              <w:t xml:space="preserve">  </w:t>
+            </w:r>
+            <w:r>
+              <w:rPr>
+                <w:b/>
+                <w:sz w:val="20"/>
+              </w:rPr>
+              <w:t xml:space="preserve"> </w:t>
+            </w:r>
+            <w:r>
+              <w:rPr>
+                <w:b/>
+                <w:sz w:val="20"/>
+              </w:rPr>
               <w:t>*</w:t>
             </w:r>
             <w:r>
@@ -12976,7 +12997,7 @@
                 </mc:Choice>
                 <mc:Fallback>
                   <w:pict>
-                    <v:group w14:anchorId="4F2A2CC2" id="Group 850955497" o:spid="_x0000_s1026" style="position:absolute;margin-left:103.05pt;margin-top:12.5pt;width:238pt;height:1pt;z-index:251665408;mso-wrap-distance-left:0;mso-wrap-distance-right:0;mso-width-relative:margin;mso-height-relative:margin" coordsize="14052,127" o:gfxdata="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">
+                    <v:group w14:anchorId="6138713B" id="Group 850955497" o:spid="_x0000_s1026" style="position:absolute;margin-left:103.05pt;margin-top:12.5pt;width:238pt;height:1pt;z-index:251665408;mso-wrap-distance-left:0;mso-wrap-distance-right:0;mso-width-relative:margin;mso-height-relative:margin" coordsize="14052,127" o:gfxdata="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">
                       <v:shape id="Graphic 16" o:spid="_x0000_s1027" style="position:absolute;left:12;top:12;width:14027;height:13;visibility:visible;mso-wrap-style:square;v-text-anchor:top" coordsize="1402715,1270" o:gfxdata="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" path="m,l1402714,e" filled="f" strokeweight=".2pt">
                         <v:path arrowok="t"/>
                       </v:shape>
@@ -13209,7 +13230,7 @@
                 </mc:Choice>
                 <mc:Fallback>
                   <w:pict>
-                    <v:group w14:anchorId="5C3117DF" id="Group 12" o:spid="_x0000_s1026" style="position:absolute;margin-left:66.2pt;margin-top:14.05pt;width:110.65pt;height:1pt;z-index:-251657216;mso-wrap-distance-left:0;mso-wrap-distance-right:0" coordsize="14052,127" o:gfxdata="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">
+                    <v:group w14:anchorId="6672B0CB" id="Group 12" o:spid="_x0000_s1026" style="position:absolute;margin-left:66.2pt;margin-top:14.05pt;width:110.65pt;height:1pt;z-index:-251657216;mso-wrap-distance-left:0;mso-wrap-distance-right:0" coordsize="14052,127" o:gfxdata="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">
                       <v:shape id="Graphic 13" o:spid="_x0000_s1027" style="position:absolute;left:12;top:12;width:14027;height:13;visibility:visible;mso-wrap-style:square;v-text-anchor:top" coordsize="1402715,1270" o:gfxdata="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" path="m,l1402714,e" filled="f" strokeweight=".2pt">
                         <v:path arrowok="t"/>
                       </v:shape>
@@ -13453,7 +13474,7 @@
                 </mc:Choice>
                 <mc:Fallback>
                   <w:pict>
-                    <v:group w14:anchorId="0A9A0A9A" id="Group 966520301" o:spid="_x0000_s1026" style="position:absolute;margin-left:78.45pt;margin-top:12.85pt;width:261.8pt;height:1pt;z-index:251664384;mso-wrap-distance-left:0;mso-wrap-distance-right:0;mso-width-relative:margin;mso-height-relative:margin" coordsize="14052,127" o:gfxdata="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">
+                    <v:group w14:anchorId="19A109D7" id="Group 966520301" o:spid="_x0000_s1026" style="position:absolute;margin-left:78.45pt;margin-top:12.85pt;width:261.8pt;height:1pt;z-index:251664384;mso-wrap-distance-left:0;mso-wrap-distance-right:0;mso-width-relative:margin;mso-height-relative:margin" coordsize="14052,127" o:gfxdata="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">
                       <v:shape id="Graphic 16" o:spid="_x0000_s1027" style="position:absolute;left:12;top:12;width:14027;height:13;visibility:visible;mso-wrap-style:square;v-text-anchor:top" coordsize="1402715,1270" o:gfxdata="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" path="m,l1402714,e" filled="f" strokeweight=".2pt">
                         <v:path arrowok="t"/>
                       </v:shape>
@@ -13683,7 +13704,7 @@
                 </mc:Choice>
                 <mc:Fallback>
                   <w:pict>
-                    <v:group w14:anchorId="3F0F6983" id="Group 15" o:spid="_x0000_s1026" style="position:absolute;margin-left:66.2pt;margin-top:13.4pt;width:110.65pt;height:1pt;z-index:251650048;mso-wrap-distance-left:0;mso-wrap-distance-right:0" coordsize="14052,127" o:gfxdata="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">
+                    <v:group w14:anchorId="34343525" id="Group 15" o:spid="_x0000_s1026" style="position:absolute;margin-left:66.2pt;margin-top:13.4pt;width:110.65pt;height:1pt;z-index:251650048;mso-wrap-distance-left:0;mso-wrap-distance-right:0" coordsize="14052,127" o:gfxdata="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">
                       <v:shape id="Graphic 16" o:spid="_x0000_s1027" style="position:absolute;left:12;top:12;width:14027;height:13;visibility:visible;mso-wrap-style:square;v-text-anchor:top" coordsize="1402715,1270" o:gfxdata="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" path="m,l1402714,e" filled="f" strokeweight=".2pt">
                         <v:path arrowok="t"/>
                       </v:shape>
@@ -14221,6 +14242,7 @@
               <w:ind w:left="37"/>
             </w:pPr>
             <w:r>
+              <w:lastRenderedPageBreak/>
               <w:t>PPFO:</w:t>
             </w:r>
             <w:r>
@@ -14325,7 +14347,6 @@
                 <w:b/>
                 <w:sz w:val="20"/>
               </w:rPr>
-              <w:lastRenderedPageBreak/>
               <w:t>USAGE</w:t>
             </w:r>
             <w:r>
@@ -15148,7 +15169,14 @@
                 <w:b/>
                 <w:sz w:val="16"/>
               </w:rPr>
-              <w:t xml:space="preserve">SPACE ACCESS </w:t>
+              <w:t>SPACE ACCES</w:t>
+            </w:r>
+            <w:r>
+              <w:rPr>
+                <w:b/>
+                <w:sz w:val="16"/>
+              </w:rPr>
+              <w:t xml:space="preserve">S </w:t>
             </w:r>
             <w:r>
               <w:rPr>
@@ -15205,7 +15233,13 @@
               <w:rPr>
                 <w:sz w:val="16"/>
               </w:rPr>
-              <w:t>. Storage in the back of the house, storage closets, prop/costume, lighting storage room, and table/furniture backstage. Stage,</w:t>
+              <w:t>. Storage in the back of the house, storage closets, prop/costume, lighting storage r</w:t>
+            </w:r>
+            <w:r>
+              <w:rPr>
+                <w:sz w:val="16"/>
+              </w:rPr>
+              <w:t>oom, and table/furniture backstage. Stage,</w:t>
             </w:r>
             <w:r>
               <w:rPr>
@@ -15673,7 +15707,13 @@
               <w:rPr>
                 <w:sz w:val="16"/>
               </w:rPr>
-              <w:t>equipment contained</w:t>
+              <w:t xml:space="preserve">equipment </w:t>
+            </w:r>
+            <w:r>
+              <w:rPr>
+                <w:sz w:val="16"/>
+              </w:rPr>
+              <w:t>contained</w:t>
             </w:r>
             <w:r>
               <w:rPr>
@@ -16562,7 +16602,13 @@
               <w:rPr>
                 <w:sz w:val="16"/>
               </w:rPr>
-              <w:t>– The applicant is responsible for all damages to the facility caused by, or as a direct result of their event, by guests, patrons, staff, and</w:t>
+              <w:t xml:space="preserve">– The applicant is responsible for all damages to the </w:t>
+            </w:r>
+            <w:r>
+              <w:rPr>
+                <w:sz w:val="16"/>
+              </w:rPr>
+              <w:t>facility caused by, or as a direct result of their event, by guests, patrons, staff, and</w:t>
             </w:r>
             <w:r>
               <w:rPr>
@@ -16588,7 +16634,13 @@
               <w:rPr>
                 <w:sz w:val="16"/>
               </w:rPr>
-              <w:t>rooms, seats, stage, sound equipment, lighting equipment, and furnishing. The applicant</w:t>
+              <w:t>rooms,</w:t>
+            </w:r>
+            <w:r>
+              <w:rPr>
+                <w:sz w:val="16"/>
+              </w:rPr>
+              <w:t xml:space="preserve"> seats, stage, sound equipment, lighting equipment, and furnishing. The applicant</w:t>
             </w:r>
             <w:r>
               <w:rPr>
@@ -16800,7 +16852,13 @@
               <w:rPr>
                 <w:sz w:val="16"/>
               </w:rPr>
-              <w:t>drugs</w:t>
+              <w:t>dru</w:t>
+            </w:r>
+            <w:r>
+              <w:rPr>
+                <w:sz w:val="16"/>
+              </w:rPr>
+              <w:t>gs</w:t>
             </w:r>
             <w:r>
               <w:rPr>
@@ -17646,7 +17704,13 @@
               <w:rPr>
                 <w:sz w:val="16"/>
               </w:rPr>
-              <w:t>the facility request</w:t>
+              <w:t>the facility re</w:t>
+            </w:r>
+            <w:r>
+              <w:rPr>
+                <w:sz w:val="16"/>
+              </w:rPr>
+              <w:t>quest</w:t>
             </w:r>
             <w:r>
               <w:rPr>
@@ -18387,7 +18451,13 @@
               <w:rPr>
                 <w:sz w:val="16"/>
               </w:rPr>
-              <w:t>audience areas must be neat and taped thoroughly with black tape. Any damage to the facility and/or the facility is not</w:t>
+              <w:t xml:space="preserve">audience areas must be neat and </w:t>
+            </w:r>
+            <w:r>
+              <w:rPr>
+                <w:sz w:val="16"/>
+              </w:rPr>
+              <w:t>taped thoroughly with black tape. Any damage to the facility and/or the facility is not</w:t>
             </w:r>
             <w:r>
               <w:rPr>
@@ -19575,7 +19645,13 @@
               <w:rPr>
                 <w:sz w:val="16"/>
               </w:rPr>
-              <w:t>above behaviors</w:t>
+              <w:t>a</w:t>
+            </w:r>
+            <w:r>
+              <w:rPr>
+                <w:sz w:val="16"/>
+              </w:rPr>
+              <w:t>bove behaviors</w:t>
             </w:r>
             <w:r>
               <w:rPr>
@@ -21265,21 +21341,25 @@
         <w:jc w:val="center"/>
         <w:rPr>
           <w:b/>
+          <w:bCs/>
           <w:i/>
+          <w:iCs/>
           <w:sz w:val="20"/>
         </w:rPr>
       </w:pPr>
       <w:r>
         <w:rPr>
           <w:b/>
+          <w:bCs/>
           <w:i/>
+          <w:iCs/>
           <w:noProof/>
           <w:sz w:val="20"/>
         </w:rPr>
         <mc:AlternateContent>
           <mc:Choice Requires="wpg">
             <w:drawing>
-              <wp:anchor distT="0" distB="0" distL="0" distR="0" simplePos="0" relativeHeight="251663360" behindDoc="1" locked="0" layoutInCell="1" allowOverlap="1" wp14:anchorId="3F13E00D" wp14:editId="78871987">
+              <wp:anchor distT="0" distB="0" distL="0" distR="0" simplePos="0" relativeHeight="251657728" behindDoc="1" locked="0" layoutInCell="1" allowOverlap="1" wp14:anchorId="3F13E00D" wp14:editId="78871987">
                 <wp:simplePos x="0" y="0"/>
                 <wp:positionH relativeFrom="page">
                   <wp:posOffset>1529461</wp:posOffset>
@@ -21401,7 +21481,7 @@
           </mc:Choice>
           <mc:Fallback>
             <w:pict>
-              <v:group w14:anchorId="108579CC" id="Group 18" o:spid="_x0000_s1026" style="position:absolute;margin-left:120.45pt;margin-top:24.25pt;width:373.95pt;height:1.05pt;z-index:-251653120;mso-wrap-distance-left:0;mso-wrap-distance-right:0;mso-position-horizontal-relative:page" coordsize="47491,133" o:gfxdata="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">
+              <v:group w14:anchorId="7784B4F2" id="Group 18" o:spid="_x0000_s1026" style="position:absolute;margin-left:120.45pt;margin-top:24.25pt;width:373.95pt;height:1.05pt;z-index:-251658752;mso-wrap-distance-left:0;mso-wrap-distance-right:0;mso-position-horizontal-relative:page" coordsize="47491,133" o:gfxdata="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">
                 <v:shape id="Graphic 19" o:spid="_x0000_s1027" style="position:absolute;left:11;top:12;width:47473;height:13;visibility:visible;mso-wrap-style:square;v-text-anchor:top" coordsize="4747260,1270" o:gfxdata="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" path="m,l4746752,e" filled="f" strokeweight=".2pt">
                   <v:path arrowok="t"/>
                 </v:shape>
@@ -21414,22 +21494,17 @@
           </mc:Fallback>
         </mc:AlternateContent>
       </w:r>
-      <w:proofErr w:type="gramStart"/>
-      <w:r>
-        <w:rPr>
-          <w:b/>
-          <w:i/>
-          <w:sz w:val="20"/>
-        </w:rPr>
-        <w:t>${</w:t>
-      </w:r>
       <w:r>
         <w:rPr>
           <w:rFonts w:asciiTheme="minorHAnsi" w:hAnsiTheme="minorHAnsi" w:cstheme="minorHAnsi"/>
+          <w:b/>
+          <w:bCs/>
+          <w:i/>
+          <w:iCs/>
           <w:sz w:val="20"/>
           <w:szCs w:val="20"/>
         </w:rPr>
-        <w:t xml:space="preserve"> </w:t>
+        <w:t>${</w:t>
       </w:r>
       <w:proofErr w:type="spellStart"/>
       <w:r>
@@ -21445,20 +21520,15 @@
         <w:t>receivingRequesteeName</w:t>
       </w:r>
       <w:proofErr w:type="spellEnd"/>
-      <w:proofErr w:type="gramEnd"/>
       <w:r>
         <w:rPr>
+          <w:rFonts w:asciiTheme="minorHAnsi" w:hAnsiTheme="minorHAnsi" w:cstheme="minorHAnsi"/>
           <w:b/>
+          <w:bCs/>
           <w:i/>
+          <w:iCs/>
           <w:sz w:val="20"/>
-        </w:rPr>
-        <w:t xml:space="preserve"> </w:t>
-      </w:r>
-      <w:r>
-        <w:rPr>
-          <w:b/>
-          <w:i/>
-          <w:sz w:val="20"/>
+          <w:szCs w:val="20"/>
         </w:rPr>
         <w:t>}</w:t>
       </w:r>
@@ -21800,7 +21870,7 @@
           </mc:Choice>
           <mc:Fallback>
             <w:pict>
-              <v:group w14:anchorId="3BD6D21C" id="Group 21" o:spid="_x0000_s1026" style="position:absolute;margin-left:66pt;margin-top:19.5pt;width:209.1pt;height:1pt;z-index:-251658240;mso-wrap-distance-left:0;mso-wrap-distance-right:0;mso-position-horizontal-relative:page" coordsize="26555,127" o:gfxdata="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">
+              <v:group w14:anchorId="4D82B857" id="Group 21" o:spid="_x0000_s1026" style="position:absolute;margin-left:66pt;margin-top:19.5pt;width:209.1pt;height:1pt;z-index:-251658240;mso-wrap-distance-left:0;mso-wrap-distance-right:0;mso-position-horizontal-relative:page" coordsize="26555,127" o:gfxdata="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">
                 <v:shape id="Graphic 22" o:spid="_x0000_s1027" style="position:absolute;left:12;top:12;width:26531;height:13;visibility:visible;mso-wrap-style:square;v-text-anchor:top" coordsize="2653030,1270" o:gfxdata="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" path="m,l2652712,e" filled="f" strokeweight=".2pt">
                   <v:path arrowok="t"/>
                 </v:shape>
@@ -21943,7 +22013,7 @@
           </mc:Choice>
           <mc:Fallback>
             <w:pict>
-              <v:group w14:anchorId="3666556C" id="Group 24" o:spid="_x0000_s1026" style="position:absolute;margin-left:300.5pt;margin-top:19.5pt;width:193.9pt;height:1pt;z-index:-251655168;mso-wrap-distance-left:0;mso-wrap-distance-right:0;mso-position-horizontal-relative:page" coordsize="24625,127" o:gfxdata="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">
+              <v:group w14:anchorId="2B12C7F2" id="Group 24" o:spid="_x0000_s1026" style="position:absolute;margin-left:300.5pt;margin-top:19.5pt;width:193.9pt;height:1pt;z-index:-251655168;mso-wrap-distance-left:0;mso-wrap-distance-right:0;mso-position-horizontal-relative:page" coordsize="24625,127" o:gfxdata="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">
                 <v:shape id="Graphic 25" o:spid="_x0000_s1027" style="position:absolute;left:12;top:12;width:24600;height:13;visibility:visible;mso-wrap-style:square;v-text-anchor:top" coordsize="2459990,1270" o:gfxdata="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" path="m,l2459735,e" filled="f" strokeweight=".2pt">
                   <v:path arrowok="t"/>
                 </v:shape>
@@ -21978,7 +22048,7 @@
 </file>
 
 <file path=word/numbering.xml><?xml version="1.0" encoding="utf-8"?>
-<w:numbering xmlns:wpc="http://schemas.microsoft.com/office/word/2010/wordprocessingCanvas" xmlns:cx="http://schemas.microsoft.com/office/drawing/2014/chartex" xmlns:cx1="http://schemas.microsoft.com/office/drawing/2015/9/8/chartex" xmlns:cx2="http://schemas.microsoft.com/office/drawing/2015/10/21/chartex" xmlns:cx3="http://schemas.microsoft.com/office/drawing/2016/5/9/chartex" xmlns:cx4="http://schemas.microsoft.com/office/drawing/2016/5/10/chartex" xmlns:cx5="http://schemas.microsoft.com/office/drawing/2016/5/11/chartex" xmlns:cx6="http://schemas.microsoft.com/office/drawing/2016/5/12/chartex" xmlns:cx7="http://schemas.microsoft.com/office/drawing/2016/5/13/chartex" xmlns:cx8="http://schemas.microsoft.com/office/drawing/2016/5/14/chartex" xmlns:mc="http://schemas.openxmlformats.org/markup-compatibility/2006" xmlns:aink="http://schemas.microsoft.com/office/drawing/2016/ink" xmlns:am3d="http://schemas.microsoft.com/office/drawing/2017/model3d" xmlns:o="urn:schemas-microsoft-com:office:office" xmlns:oel="http://schemas.microsoft.com/office/2019/extlst" xmlns:r="http://schemas.openxmlformats.org/officeDocument/2006/relationships" xmlns:m="http://schemas.openxmlformats.org/officeDocument/2006/math" xmlns:v="urn:schemas-microsoft-com:vml" xmlns:wp14="http://schemas.microsoft.com/office/word/2010/wordprocessingDrawing" xmlns:wp="http://schemas.openxmlformats.org/drawingml/2006/wordprocessingDrawing" xmlns:w10="urn:schemas-microsoft-com:office:word" xmlns:w="http://schemas.openxmlformats.org/wordprocessingml/2006/main" xmlns:w14="http://schemas.microsoft.com/office/word/2010/wordml" xmlns:w15="http://schemas.microsoft.com/office/word/2012/wordml" xmlns:w16cex="http://schemas.microsoft.com/office/word/2018/wordml/cex" xmlns:w16cid="http://schemas.microsoft.com/office/word/2016/wordml/cid" xmlns:w16="http://schemas.microsoft.com/office/word/2018/wordml" xmlns:w16du="http://schemas.microsoft.com/office/word/2023/wordml/word16du" xmlns:w16sdtdh="http://schemas.microsoft.com/office/word/2020/wordml/sdtdatahash" xmlns:w16sdtfl="http://schemas.microsoft.com/office/word/2024/wordml/sdtformatlock" xmlns:w16se="http://schemas.microsoft.com/office/word/2015/wordml/symex" xmlns:wpg="http://schemas.microsoft.com/office/word/2010/wordprocessingGroup" xmlns:wpi="http://schemas.microsoft.com/office/word/2010/wordprocessingInk" xmlns:wne="http://schemas.microsoft.com/office/word/2006/wordml" xmlns:wps="http://schemas.microsoft.com/office/word/2010/wordprocessingShape" mc:Ignorable="w14 w15 w16se w16cid w16 w16cex w16sdtdh w16sdtfl w16du wp14">
+<w:numbering xmlns:wpc="http://schemas.microsoft.com/office/word/2010/wordprocessingCanvas" xmlns:cx="http://schemas.microsoft.com/office/drawing/2014/chartex" xmlns:cx1="http://schemas.microsoft.com/office/drawing/2015/9/8/chartex" xmlns:cx2="http://schemas.microsoft.com/office/drawing/2015/10/21/chartex" xmlns:cx3="http://schemas.microsoft.com/office/drawing/2016/5/9/chartex" xmlns:cx4="http://schemas.microsoft.com/office/drawing/2016/5/10/chartex" xmlns:cx5="http://schemas.microsoft.com/office/drawing/2016/5/11/chartex" xmlns:cx6="http://schemas.microsoft.com/office/drawing/2016/5/12/chartex" xmlns:cx7="http://schemas.microsoft.com/office/drawing/2016/5/13/chartex" xmlns:cx8="http://schemas.microsoft.com/office/drawing/2016/5/14/chartex" xmlns:mc="http://schemas.openxmlformats.org/markup-compatibility/2006" xmlns:aink="http://schemas.microsoft.com/office/drawing/2016/ink" xmlns:am3d="http://schemas.microsoft.com/office/drawing/2017/model3d" xmlns:o="urn:schemas-microsoft-com:office:office" xmlns:r="http://schemas.openxmlformats.org/officeDocument/2006/relationships" xmlns:m="http://schemas.openxmlformats.org/officeDocument/2006/math" xmlns:v="urn:schemas-microsoft-com:vml" xmlns:wp14="http://schemas.microsoft.com/office/word/2010/wordprocessingDrawing" xmlns:wp="http://schemas.openxmlformats.org/drawingml/2006/wordprocessingDrawing" xmlns:w10="urn:schemas-microsoft-com:office:word" xmlns:w="http://schemas.openxmlformats.org/wordprocessingml/2006/main" xmlns:w14="http://schemas.microsoft.com/office/word/2010/wordml" xmlns:w15="http://schemas.microsoft.com/office/word/2012/wordml" xmlns:w16cex="http://schemas.microsoft.com/office/word/2018/wordml/cex" xmlns:w16cid="http://schemas.microsoft.com/office/word/2016/wordml/cid" xmlns:w16="http://schemas.microsoft.com/office/word/2018/wordml" xmlns:w16sdtdh="http://schemas.microsoft.com/office/word/2020/wordml/sdtdatahash" xmlns:w16se="http://schemas.microsoft.com/office/word/2015/wordml/symex" xmlns:wpg="http://schemas.microsoft.com/office/word/2010/wordprocessingGroup" xmlns:wpi="http://schemas.microsoft.com/office/word/2010/wordprocessingInk" xmlns:wne="http://schemas.microsoft.com/office/word/2006/wordml" xmlns:wps="http://schemas.microsoft.com/office/word/2010/wordprocessingShape" mc:Ignorable="w14 w15 w16se w16cid w16 w16cex w16sdtdh wp14">
   <w:abstractNum w:abstractNumId="0" w15:restartNumberingAfterBreak="0">
     <w:nsid w:val="009928A9"/>
     <w:multiLevelType w:val="multilevel"/>
@@ -23171,35 +23241,35 @@
       </w:rPr>
     </w:lvl>
   </w:abstractNum>
-  <w:num w:numId="1" w16cid:durableId="1866477468">
+  <w:num w:numId="1">
     <w:abstractNumId w:val="6"/>
   </w:num>
-  <w:num w:numId="2" w16cid:durableId="1098067043">
+  <w:num w:numId="2">
     <w:abstractNumId w:val="5"/>
   </w:num>
-  <w:num w:numId="3" w16cid:durableId="211382039">
+  <w:num w:numId="3">
     <w:abstractNumId w:val="1"/>
   </w:num>
-  <w:num w:numId="4" w16cid:durableId="881941289">
+  <w:num w:numId="4">
     <w:abstractNumId w:val="2"/>
   </w:num>
-  <w:num w:numId="5" w16cid:durableId="1755979528">
+  <w:num w:numId="5">
     <w:abstractNumId w:val="0"/>
   </w:num>
-  <w:num w:numId="6" w16cid:durableId="486937426">
+  <w:num w:numId="6">
     <w:abstractNumId w:val="3"/>
   </w:num>
-  <w:num w:numId="7" w16cid:durableId="1550263145">
+  <w:num w:numId="7">
     <w:abstractNumId w:val="7"/>
   </w:num>
-  <w:num w:numId="8" w16cid:durableId="1639455896">
+  <w:num w:numId="8">
     <w:abstractNumId w:val="4"/>
   </w:num>
 </w:numbering>
 </file>
 
 <file path=word/styles.xml><?xml version="1.0" encoding="utf-8"?>
-<w:styles xmlns:mc="http://schemas.openxmlformats.org/markup-compatibility/2006" xmlns:r="http://schemas.openxmlformats.org/officeDocument/2006/relationships" xmlns:w="http://schemas.openxmlformats.org/wordprocessingml/2006/main" xmlns:w14="http://schemas.microsoft.com/office/word/2010/wordml" xmlns:w15="http://schemas.microsoft.com/office/word/2012/wordml" xmlns:w16cex="http://schemas.microsoft.com/office/word/2018/wordml/cex" xmlns:w16cid="http://schemas.microsoft.com/office/word/2016/wordml/cid" xmlns:w16="http://schemas.microsoft.com/office/word/2018/wordml" xmlns:w16du="http://schemas.microsoft.com/office/word/2023/wordml/word16du" xmlns:w16sdtdh="http://schemas.microsoft.com/office/word/2020/wordml/sdtdatahash" xmlns:w16sdtfl="http://schemas.microsoft.com/office/word/2024/wordml/sdtformatlock" xmlns:w16se="http://schemas.microsoft.com/office/word/2015/wordml/symex" mc:Ignorable="w14 w15 w16se w16cid w16 w16cex w16sdtdh w16sdtfl w16du">
+<w:styles xmlns:mc="http://schemas.openxmlformats.org/markup-compatibility/2006" xmlns:r="http://schemas.openxmlformats.org/officeDocument/2006/relationships" xmlns:w="http://schemas.openxmlformats.org/wordprocessingml/2006/main" xmlns:w14="http://schemas.microsoft.com/office/word/2010/wordml" xmlns:w15="http://schemas.microsoft.com/office/word/2012/wordml" xmlns:w16cex="http://schemas.microsoft.com/office/word/2018/wordml/cex" xmlns:w16cid="http://schemas.microsoft.com/office/word/2016/wordml/cid" xmlns:w16="http://schemas.microsoft.com/office/word/2018/wordml" xmlns:w16sdtdh="http://schemas.microsoft.com/office/word/2020/wordml/sdtdatahash" xmlns:w16se="http://schemas.microsoft.com/office/word/2015/wordml/symex" mc:Ignorable="w14 w15 w16se w16cid w16 w16cex w16sdtdh">
   <w:docDefaults>
     <w:rPrDefault>
       <w:rPr>
